--- a/docs/handouts/Ch04_Gears_STUDENT.docx
+++ b/docs/handouts/Ch04_Gears_STUDENT.docx
@@ -3227,6 +3227,90 @@
         </w:tc>
       </w:tr>
     </w:tbl>
+    <w:p>
+      <w:pPr>
+        <w:pBdr>
+          <w:bottom w:val="single" w:color="2E75B6" w:sz="6" w:space="2"/>
+        </w:pBdr>
+        <w:spacing w:after="70" w:before="200"/>
+      </w:pPr>
+      <w:r>
+        <w:rPr>
+          <w:b/>
+          <w:bCs/>
+          <w:i w:val="false"/>
+          <w:iCs w:val="false"/>
+          <w:color w:val="2E75B6"/>
+          <w:sz w:val="24"/>
+          <w:szCs w:val="24"/>
+        </w:rPr>
+        <w:t xml:space="preserve">Engineering Drawing</w:t>
+      </w:r>
+    </w:p>
+    <w:p>
+      <w:pPr>
+        <w:spacing w:after="40" w:before="120"/>
+        <w:jc w:val="center"/>
+      </w:pPr>
+      <w:r>
+        <w:drawing>
+          <wp:inline distT="0" distB="0" distL="0" distR="0">
+            <wp:extent cx="5334000" cy="2809875"/>
+            <wp:effectExtent t="0" r="0" b="0" l="0"/>
+            <wp:docPr id="1" name="" descr="" title=""/>
+            <wp:cNvGraphicFramePr>
+              <a:graphicFrameLocks xmlns:a="http://schemas.openxmlformats.org/drawingml/2006/main" noChangeAspect="1"/>
+            </wp:cNvGraphicFramePr>
+            <a:graphic xmlns:a="http://schemas.openxmlformats.org/drawingml/2006/main">
+              <a:graphicData uri="http://schemas.openxmlformats.org/drawingml/2006/picture">
+                <pic:pic xmlns:pic="http://schemas.openxmlformats.org/drawingml/2006/picture">
+                  <pic:nvPicPr>
+                    <pic:cNvPr id="0" name="" descr=""/>
+                    <pic:cNvPicPr>
+                      <a:picLocks noChangeAspect="1" noChangeArrowheads="1"/>
+                    </pic:cNvPicPr>
+                  </pic:nvPicPr>
+                  <pic:blipFill>
+                    <a:blip r:embed="rId7" cstate="none"/>
+                    <a:srcRect/>
+                    <a:stretch>
+                      <a:fillRect/>
+                    </a:stretch>
+                  </pic:blipFill>
+                  <pic:spPr bwMode="auto">
+                    <a:xfrm>
+                      <a:off x="0" y="0"/>
+                      <a:ext cx="5334000" cy="2809875"/>
+                    </a:xfrm>
+                    <a:prstGeom prst="rect">
+                      <a:avLst/>
+                    </a:prstGeom>
+                  </pic:spPr>
+                </pic:pic>
+              </a:graphicData>
+            </a:graphic>
+          </wp:inline>
+        </w:drawing>
+      </w:r>
+    </w:p>
+    <w:p>
+      <w:pPr>
+        <w:spacing w:after="140"/>
+        <w:jc w:val="center"/>
+      </w:pPr>
+      <w:r>
+        <w:rPr>
+          <w:b w:val="false"/>
+          <w:bCs w:val="false"/>
+          <w:i/>
+          <w:iCs/>
+          <w:color w:val="5B6470"/>
+          <w:sz w:val="17"/>
+          <w:szCs w:val="17"/>
+        </w:rPr>
+        <w:t xml:space="preserve">A bevel gear pair turns the axis of motion 90° — the windmill's key mechanism in the next chapter.</w:t>
+      </w:r>
+    </w:p>
     <w:p>
       <w:pPr>
         <w:pBdr>

--- a/docs/handouts/Ch04_Gears_STUDENT.docx
+++ b/docs/handouts/Ch04_Gears_STUDENT.docx
@@ -631,7 +631,7 @@
                 <w:i w:val="false"/>
                 <w:iCs w:val="false"/>
               </w:rPr>
-              <w:t xml:space="preserve">(1) Build from the EXP kit — many parts are shared with and interchangeable with V5, so the rule is about which bin a part comes from; build from the EXP supply so the competition team's V5 kits stay complete. (2) Your whole build must fit one storage cubby, about 33 × 33 × 39 cm (13 × 13 × 15 in). Design compact and break builds down to store them.</w:t>
+              <w:t xml:space="preserve">(1) Build from your classroom Gateway kit. It's built around EXP but also bundles some V5 mechanism parts (the Smart Motor, sensors, the Winch &amp; Pulley Kit) — those are yours to use. What's off-limits is the separate competition team's V5 kit: don't pull from it for class builds, so it stays complete for the team. (2) Your whole build must fit one storage cubby — an IKEA Kallax shelf compartment: a 33 × 33 cm (13 × 13 in) opening, about 38 cm (15 in) deep. The 33 × 33 cm face is the binding limit (the build must pass through it). Design compact and break builds down to store them.</w:t>
             </w:r>
           </w:p>
         </w:tc>

--- a/docs/handouts/Ch04_Gears_STUDENT.docx
+++ b/docs/handouts/Ch04_Gears_STUDENT.docx
@@ -3309,6 +3309,165 @@
           <w:szCs w:val="17"/>
         </w:rPr>
         <w:t xml:space="preserve">A bevel gear pair turns the axis of motion 90° — the windmill's key mechanism in the next chapter.</w:t>
+      </w:r>
+    </w:p>
+    <w:p>
+      <w:pPr>
+        <w:pBdr>
+          <w:bottom w:val="single" w:color="2E75B6" w:sz="6" w:space="2"/>
+        </w:pBdr>
+        <w:spacing w:after="70" w:before="200"/>
+      </w:pPr>
+      <w:r>
+        <w:rPr>
+          <w:b/>
+          <w:bCs/>
+          <w:i w:val="false"/>
+          <w:iCs w:val="false"/>
+          <w:color w:val="2E75B6"/>
+          <w:sz w:val="24"/>
+          <w:szCs w:val="24"/>
+        </w:rPr>
+        <w:t xml:space="preserve">Code It — One Line, Timed</w:t>
+      </w:r>
+    </w:p>
+    <w:p>
+      <w:pPr>
+        <w:spacing w:after="40" w:before="0" w:line="264"/>
+      </w:pPr>
+      <w:r>
+        <w:rPr>
+          <w:b w:val="false"/>
+          <w:bCs w:val="false"/>
+          <w:i w:val="false"/>
+          <w:iCs w:val="false"/>
+        </w:rPr>
+        <w:t xml:space="preserve">In Chapter 3 you started and stopped a motor by hand. </w:t>
+      </w:r>
+      <w:r>
+        <w:rPr>
+          <w:b/>
+          <w:bCs/>
+          <w:i w:val="false"/>
+          <w:iCs w:val="false"/>
+        </w:rPr>
+        <w:t xml:space="preserve">spinFor</w:t>
+      </w:r>
+      <w:r>
+        <w:rPr>
+          <w:b w:val="false"/>
+          <w:bCs w:val="false"/>
+          <w:i w:val="false"/>
+          <w:iCs w:val="false"/>
+        </w:rPr>
+        <w:t xml:space="preserve"> does a timed run in one line — the motor stops on its own. In the starter's marked region, type:</w:t>
+      </w:r>
+    </w:p>
+    <w:p>
+      <w:pPr>
+        <w:spacing w:after="30" w:before="150"/>
+      </w:pPr>
+      <w:r>
+        <w:rPr>
+          <w:rFonts w:ascii="Consolas" w:cs="Consolas" w:eastAsia="Consolas" w:hAnsi="Consolas"/>
+          <w:b/>
+          <w:bCs/>
+          <w:i w:val="false"/>
+          <w:iCs w:val="false"/>
+          <w:color w:val="2E75B6"/>
+          <w:sz w:val="16"/>
+          <w:szCs w:val="16"/>
+        </w:rPr>
+        <w:t xml:space="preserve">Type this in the marked region</w:t>
+      </w:r>
+    </w:p>
+    <w:tbl>
+      <w:tblPr>
+        <w:tblW w:type="dxa" w:w="9360"/>
+        <w:tblBorders>
+          <w:top w:val="none"/>
+          <w:left w:val="single" w:color="2E75B6" w:sz="18"/>
+          <w:bottom w:val="none"/>
+          <w:right w:val="none"/>
+          <w:insideH w:val="none"/>
+          <w:insideV w:val="none"/>
+        </w:tblBorders>
+      </w:tblPr>
+      <w:tblGrid>
+        <w:gridCol w:w="100"/>
+      </w:tblGrid>
+      <w:tr>
+        <w:tc>
+          <w:tcPr>
+            <w:tcW w:type="dxa" w:w="9360"/>
+            <w:shd w:fill="F4F4F4" w:val="clear"/>
+            <w:tcMar>
+              <w:top w:type="dxa" w:w="90"/>
+              <w:left w:type="dxa" w:w="150"/>
+              <w:bottom w:type="dxa" w:w="90"/>
+              <w:right w:type="dxa" w:w="150"/>
+            </w:tcMar>
+          </w:tcPr>
+          <w:p>
+            <w:pPr>
+              <w:spacing w:after="0" w:before="0" w:line="238"/>
+            </w:pPr>
+            <w:r>
+              <w:rPr>
+                <w:rFonts w:ascii="Consolas" w:cs="Consolas" w:eastAsia="Consolas" w:hAnsi="Consolas"/>
+                <w:b w:val="false"/>
+                <w:bCs w:val="false"/>
+                <w:i w:val="false"/>
+                <w:iCs w:val="false"/>
+                <w:color w:val="243240"/>
+                <w:sz w:val="18"/>
+                <w:szCs w:val="18"/>
+              </w:rPr>
+              <w:t xml:space="preserve">leftMotor.setVelocity(50, percent);</w:t>
+            </w:r>
+          </w:p>
+          <w:p>
+            <w:pPr>
+              <w:spacing w:after="0" w:before="0" w:line="238"/>
+            </w:pPr>
+            <w:r>
+              <w:rPr>
+                <w:rFonts w:ascii="Consolas" w:cs="Consolas" w:eastAsia="Consolas" w:hAnsi="Consolas"/>
+                <w:b w:val="false"/>
+                <w:bCs w:val="false"/>
+                <w:i w:val="false"/>
+                <w:iCs w:val="false"/>
+                <w:color w:val="243240"/>
+                <w:sz w:val="18"/>
+                <w:szCs w:val="18"/>
+              </w:rPr>
+              <w:t xml:space="preserve">leftMotor.spinFor(forward, 3, seconds);</w:t>
+            </w:r>
+          </w:p>
+        </w:tc>
+      </w:tr>
+    </w:tbl>
+    <w:p>
+      <w:pPr>
+        <w:spacing w:after="90" w:before="30" w:line="264"/>
+      </w:pPr>
+      <w:r>
+        <w:rPr>
+          <w:b/>
+          <w:bCs/>
+          <w:i w:val="false"/>
+          <w:iCs w:val="false"/>
+        </w:rPr>
+        <w:t xml:space="preserve">Now try:  </w:t>
+      </w:r>
+      <w:r>
+        <w:rPr>
+          <w:b w:val="false"/>
+          <w:bCs w:val="false"/>
+          <w:i w:val="false"/>
+          <w:iCs w:val="false"/>
+        </w:rPr>
+        <w:t xml:space="preserve">build a compound train (the multiply rule) and run it for 3 seconds. A big reduction barely creeps — but with far more force; geared up it whirls. Change 3 to 6 to go twice as far. The compounded ratio, not the code, sets how far the output turns.</w:t>
       </w:r>
     </w:p>
     <w:p>
